--- a/example_articles/us_region/West/4.us_region_West_Other_publisher.docx
+++ b/example_articles/us_region/West/4.us_region_West_Other_publisher.docx
@@ -31,17 +31,17 @@
     </w:p>
     <w:p>
       <w:r>
-        <w:t>Source File: Other publishers/Files (500) (30).DOCX</w:t>
+        <w:t>Source file: Other publishers/Files (500) (30).DOCX</w:t>
       </w:r>
     </w:p>
     <w:p>
       <w:r>
-        <w:t>Raw locations result: ['Oregon']</w:t>
+        <w:t>Raw locations result, 'locations': ['Oregon']</w:t>
       </w:r>
     </w:p>
     <w:p>
       <w:r>
-        <w:t>us_region_stand_flat (Standardized): West</w:t>
+        <w:t>Standardized locations result, 'us_region_stand_flat': West</w:t>
       </w:r>
     </w:p>
     <w:p>

--- a/example_articles/us_region/West/4.us_region_West_Other_publisher.docx
+++ b/example_articles/us_region/West/4.us_region_West_Other_publisher.docx
@@ -7,11 +7,9 @@
         <w:pStyle w:val="Heading1"/>
       </w:pPr>
       <w:r>
-        <w:t>Tales of love and war;</w:t>
+        <w:t>Madonna &amp; Warren Beatty UNCOVERED;</w:t>
         <w:br/>
-        <w:t>Basinger and Baldwin set off sparks;</w:t>
-        <w:br/>
-        <w:t>'Marrying Man' leaves battle scars</w:t>
+        <w:t>This odd couple is a familiar sight</w:t>
       </w:r>
     </w:p>
     <w:p>
@@ -21,7 +19,7 @@
     </w:p>
     <w:p>
       <w:r>
-        <w:t>Date: 1991-04-04</w:t>
+        <w:t>Date: 1990-02-20</w:t>
       </w:r>
     </w:p>
     <w:p>
@@ -31,12 +29,12 @@
     </w:p>
     <w:p>
       <w:r>
-        <w:t>Source file: Other publishers/Files (500) (30).DOCX</w:t>
+        <w:t>Source file: Other publishers/Files (500) (29).DOCX</w:t>
       </w:r>
     </w:p>
     <w:p>
       <w:r>
-        <w:t>Raw locations result, 'locations': ['Oregon']</w:t>
+        <w:t>Raw locations result, 'locations': ['California']</w:t>
       </w:r>
     </w:p>
     <w:p>
@@ -53,79 +51,81 @@
     </w:p>
     <w:p>
       <w:r>
-        <w:t>Not many sets in recent moviemaking history have generated as much gossip about two troublesome leading stars as The Marrying Man, a Disney comedy opening Friday.</w:t>
+        <w:t>Blaring dance music pounds so loudly through small, funky Club Louis you can feel it in the pit of your stomach.</w:t>
         <w:br/>
-        <w:t>But then again, not many stars generate as much heat as Kim Basinger and Alec Baldwin - on-screen or off. Did you see them on Oscar night? They were like a prom king and queen - center stage, radiant and lovey-dovey.</w:t>
+        <w:t>Young, very hip, under-30 types cram the darkened dance floor while two men behind the bar hustle drinks so fast sweat drips down their faces.</w:t>
         <w:br/>
-        <w:t>The minute they kissed in Central Park on Earth Day last year, they became one of Hollywood's glamour couples. She visited him at his home in the Hamptons during the summer. Their families met each other over a Southern Thanksgiving dinner.</w:t>
+        <w:t>Comedian Sandra Bernhard is on the black couch that lines the back wall, sipping a drink and giggling with two pals. Nearby, A Different World's Jasmine Guy makes a face at a friend.</w:t>
         <w:br/>
-        <w:t>A gorgeous Georgia peach with one of the drop-dead handsome Baldwin boys? Too perfect. It began when the screen god and goddess signed to make a movie together.</w:t>
+        <w:t>And there, at the edge of the dance floor, is Madonna.</w:t>
         <w:br/>
-        <w:t>But then the sweet fairy tale began to curdle.</w:t>
+        <w:t>Arms bent and back arched, she's lost in the movement and the sound. Her outfit looks like something from her Like a Prayer video - a big cross, dark camisole, lace bicycle pants, black fishnet stockings. She wears deep red lipstick. Her hair is black and cropped short.</w:t>
         <w:br/>
-        <w:t>Filming The Marrying Man ''was the worst situation anyone could imagine - ever,'' Basinger says. ''I've never seen anything like it and hope to never see it again.'' In fact, she hasn't viewed the finished product and doesn't plan to until it's out on video. Baldwin, in Chicago to film Prelude to a Kiss, isn't talking.</w:t>
+        <w:t>It's a typical Friday night for the pop queen.</w:t>
         <w:br/>
-        <w:t>The set of The Marrying Man was a study in acrimony, according to most reports. The studio firing off memos right and left. Kim pouting about rehearsals. Alec bashing phones that wouldn't work.</w:t>
+        <w:t>A few hours later, current beau Warren Beatty will come in and drag her out the door. That's also typical: He doesn't like to dance, but he's mad for Madonna.</w:t>
         <w:br/>
-        <w:t>She was notoriously late. He shed his good-boy reputation and threw tantrums. They wanted new dressing rooms. Demanded rewrites of the Neil Simon screenplay.</w:t>
+        <w:t>Just what is a hot, 31-year-old multimillion-dollar musicmaker like her doing with a lukewarm 52-year-old Hollywood sex symbol like him? A scrappy, working-class kid and a low-key preppy.</w:t>
         <w:br/>
-        <w:t>Basinger, 37, and Baldwin, 33, have said the reports are ''distorted or outright lies.''</w:t>
+        <w:t>''Maybe there's more to the relationship than people can see,'' offers model Lonny Roland, 20, a Club Louis regular. ''They go to all the parties. They're everywhere.''</w:t>
         <w:br/>
-        <w:t>But Premiere magazine editor Susan Lyne said she got ''numerous calls'' from crew members urging a piece about the couple's antics. The February issue detailed it all - right down to their ''unrepeatable'' sweet nothings overheard in a car between takes of a scene.</w:t>
+        <w:t>It's true: Reclusive they're not, despite the fact that Beatty, since he vaulted to fame with Splendor in the Grass in 1961 and afterward felt burned by the press, has loathed publicity. In pre-Madonna days, he'd be spotted at the occasional Spago dinner with Jack Nicholson. Or at a liberal political fund-raiser. You didn't see him often.</w:t>
         <w:br/>
-        <w:t>Hollywood was buzzing.</w:t>
+        <w:t>That has changed.</w:t>
         <w:br/>
-        <w:t>Finally, the film wrapped - until the producers decided to shoot new endings (the original one wound up being used). That's when producer David Permut ordered T-shirts reading ''I survived the re-shoot of The Marrying Man'' and sent them all over Tinseltown.</w:t>
+        <w:t>As director and lead in the upcoming, much-hyped Dick Tracy, he has been forced out of hiding by Tracy co-star Madonna. The film, which opens this summer, brought the odd couple together last May.</w:t>
         <w:br/>
-        <w:t>''One has to maintain a sense of humor about being in this business,'' Permut says.</w:t>
+        <w:t>Beatty offered Madonna the part of sultry singer Breathless Mahoney, and the movie has been the buzz of Hollywood ever since. It's hoped that it'll be this summer's Batman.</w:t>
         <w:br/>
-        <w:t>Now, the wagons are circling around the couple on the eve of the opening of the movie - the story of a charming playboy who falls in love with, but can't stay married to, a sultry Las Vegas nightclub singer.</w:t>
+        <w:t>Their relationship started on the set, where Beatty, a relentless perfectionist, ordered take after take to get a scene just right. Madonna, no shrinking violet, took to calling him ''old man'' in front of everyone. He ate it up.</w:t>
         <w:br/>
-        <w:t>''I directed the picture and there were some bumps,'' Jerry Rees says, ''but I'm happy.''</w:t>
+        <w:t>Beatty, whose conquests make a stellar list - Julie Christie, Joan Collins, Leslie Caron, the late Natalie Wood, Diane Keaton, Isabelle Adjani, and that's only a few - has never married, although he has come close.</w:t>
         <w:br/>
-        <w:t>''Alec is a nice guy, one of the brightest I've ever met,'' co-star Paul Reiser says. ''I don't know why the press made such a big deal.''</w:t>
+        <w:t>In the Material Girl, Madonna-watchers say, he sees a fresh, takes-orders- from-no-one talent. Madonna, who hasn't had great cinematic success - except for the 1985 cult hit Desperately Seeking Susan - could use a big movie to establish her as an actress. She's divorced from sullen Brat Packer Sean Penn and not immune to this homme fatal's boyish charm.</w:t>
         <w:br/>
-        <w:t>Blake Edwards, who directed Basinger in The Man Who Loved Women and Blind Date, and who has known her for 11 years, read the Premiere piece and fired off a letter defending her as a ''joy to work with.'' And Baldwin, writes The Hunt for Red October producer Mace Neufeld, ''is a dedicated professional who worked harmoniously with cast and crew.''</w:t>
+        <w:t>After all, Joan Collins once described him as ''sexually insatiable … three, four, five times a day every day was not unusual for him.'' Beatty needs ''to please women as well as conquer them,'' actress Susan Strasberg tells February's Fame magazine.</w:t>
         <w:br/>
-        <w:t>A classically trained actor who likes to play Dvorak in his trailer while working, Baldwin has been called a ''working-class Cary Grant'' by Oliver Stone. Neufeld has said Baldwin reminded him of Kevin Costner at their first meeting - with the right stuff to be ''a major leading man.'' And Elizabeth McGovern, who worked with him on She's Having a Baby, found him ''really fascinating.''</w:t>
+        <w:t>On a recent Friday night, Madonna and Beatty are at Club Louis in a rundown district. The name on the outside says New Horizon. Only the plugged in can find the place.</w:t>
         <w:br/>
-        <w:t>Basinger left Athens, Ga., to model in New York, but soon decided she needed to head to Hollywood if she wanted to become a star. Described in a recent Cosmopolitan piece as ''an avalanche'' and a ''volcano,'' she did a nude Playboy spread in 1983 and went on to sweat a lot with Mickey Rourke in the steamy 91/2 Weeks. Earthy and enchanting, she has a big down-home laugh. Her eight-year marriage to makeup artist Ron Britton ended in 1989, about the time she co-starred in Batman.</w:t>
+        <w:t>Madonna watches herself in the mirror. She doesn't talk to anyone - it's way too loud for that. But one of her best pals, photographer Herb Ritts, takes a break from dancing to get her a small bottle of Evian.</w:t>
         <w:br/>
-        <w:t>Basinger has been building clout as an actress. But it's music that really gets her going. She planned to make an album with Prince, but it fell through. In The Marrying Man, she sings six songs herself, reminiscent of Michelle Pfeiffer in The Fabulous Baker Boys. A soundtrack album is in stores Tuesday.</w:t>
+        <w:t>Nobody bothers her. Occasionally, a young woman sidles up next to her and does the same dance step.</w:t>
         <w:br/>
-        <w:t>Those involved in Marrying Man won't elaborate on the filming. Permut says the movie turned out ''just great'' and that's all that's important now.</w:t>
+        <w:t>More than 200 people are crammed into the club; owner Bret Whitkey says only two weeks earlier there were about 70. Word is out that Madonna is a regular.</w:t>
         <w:br/>
-        <w:t>As for how the hoopla may affect Basinger's and Baldwin's careers, co-star Fisher Stevens (Pfeiffer's steady) doesn't think it'll make a difference. ''Let's face it, they're hot. Hollywood forgets very fast. People forget. Like they say, history has no memory.</w:t>
+        <w:t>If Whitkey shuts down Club Louis to find another spot to ''throw a club,'' as is typical with roving L.A. nightclubs, Madonna - with or without Beatty - will probably find him. ''They follow us,'' explains Connie Gormican, who collects cash at the door.</w:t>
         <w:br/>
-        <w:t>''I think they're both very talented,'' he adds. ''But hopefully (the controversy) will help ticket sales.''</w:t>
+        <w:t>Seeing Beatty and Madonna out in L.A. is no big deal to veteran clubgoers. They used to frequent the more established Catch One, a predominately black-gay watering hole filled with the same loud house music. A scene from Beaches was filmed there.</w:t>
         <w:br/>
-        <w:t>Whatever transpired during filming seems to have done little damage to the finished movie. Early audience reaction is favorable. Time magazine's review says, ''You know the old show-biz saying: Bad rehearsal, good show.  Or in this case, pretty good show.''</w:t>
+        <w:t>She and Beatty slipped in the back door. He watched while she took over the dance floor.</w:t>
         <w:br/>
-        <w:t>What is known is that Baldwin and Basinger somehow got themselves into an adversarial position with the powerful, cost-conscious hands-on Disney studio. So much so that Disney chief Jeffrey Katzenberg chided them publicly, calling them ''irresponsible actors.''</w:t>
+        <w:t>''He seems really uptight,'' Lonny Roland says, ''but hey, what do I know?''</w:t>
         <w:br/>
-        <w:t>''When they asked me to do Marrying Man,'' Basinger says, ''it was not a story about a girl who could sing well. It was about a lousy lounge singer. I did not want to play that part.</w:t>
+        <w:t>Madonna won't stay home, though, and if Beatty won't go out with her, she finds other buddies - Bernhard among them - to go out with. ''I have great admiration for the fact that Madonna tries to lead a normal life,'' says Liz Rosenberg, her publicist.</w:t>
         <w:br/>
-        <w:t>''I wanted it changed. That started hell. … I thought hell was below us, but it fell right on my head.''</w:t>
+        <w:t>Hilary Asher, 23, a fledgling recording artist who has seen Madonna out ''a million times,'' remembers months back, she saw Madonna wearing a dress early in the evening. A little later she saw Bernhard at a different place, also in a dress. After midnight, she spotted the pair at a third club, and they had traded dresses.</w:t>
         <w:br/>
-        <w:t>Other elements contributed. Basinger and Baldwin were major personalities. But so was Neil Simon, who wrote Marrying Man. ''It was an unhappy experience,'' Simon says. He wanted to rehearse as he does for stage productions; Basinger didn't. He walked off the set two weeks into shooting.</w:t>
+        <w:t>Bernhard loves clubs; Beatty prefers restaurants.</w:t>
         <w:br/>
-        <w:t>And Rees was a first-time director. An animation specialist, his last film was The Brave Little Toaster.</w:t>
+        <w:t>They like the sole booth, right in the front, at Adriano's Ristorante in Bel-Air. They'll pop in before the dinner crush at trendy Citrus, a nouvelle joint on Melrose Avenue.</w:t>
         <w:br/>
-        <w:t>Rees describes Basinger as ''a very creative obsessive person'' who was saddened because production had to move so fast there wasn't time to nail every scene.</w:t>
+        <w:t>''The only thing I can tell you is that they ate to fill their stomachs,'' says Asher, who saw them there on a recent Tuesday night. Madonna wore a black tapestry blazer over a black dress. She had a run in her stocking and wore a little black hat. She seemed to have no makeup on and, Asher says, ''her skin is gorgeous.''</w:t>
         <w:br/>
-        <w:t>That his hot stars were in love on the set didn't bother Rees, he says. Nor did gossip that their trailer was moving between shots. ''I'm happy for people who find happiness. If they're in love, I think it's terrific.''</w:t>
+        <w:t>The waitress stopped one person from approaching them; a boy came out from the kitchen for an autograph. Madonna let him kiss her hand.</w:t>
         <w:br/>
-        <w:t>Rees adds that he was amused by rumors that swirled throughout production, including a whopper that he had had a nervous breakdown (he had pneumonia, he says. ''Ask my doctor.'') Two other favorites, neither true, he says: That Basinger walked naked to the set one day and that she and Baldwin had a fist fight.</w:t>
+        <w:t>At Louis XIV, a cavelike French restaurant for the bored Euro-trash crowd, it was much the same recently, although Madonna sat on Beatty's lap at one point. She often does that, no matter where they are. Beatty - less inclined to public displays - will sometimes wrap his arm around her.</w:t>
         <w:br/>
-        <w:t>Stevens, who plays a pal of Baldwin's in the movie, says Rees ''went through the ringer'' making the movie. ''He worked on this movie a year and a half. Now, he could handle a movie with Saddam Hussein.''</w:t>
+        <w:t>Most agree that he would be almost unrecognizable if he weren't traveling with her, partly because he's decidedly unflashy in his turtlenecks and sport coats; partly because he's not from the generation that populates these spots.</w:t>
         <w:br/>
-        <w:t>Basinger and Baldwin said in a statement at the onset of trouble that ''it was not the movie we agreed to do.'' That's why they are reluctant to do interviews for it now.</w:t>
+        <w:t>Some say Madonna goes out to check out the latest dances (she launches a world tour in May), and to keep up with the Janet Jackson/Paula Abdul competition. Others think she goes to just cut loose.</w:t>
         <w:br/>
-        <w:t>In one early Marrying Man scene, Baldwin first lays eyes on Basinger. She's onstage, singing in a tight gown. His jaw drops. His buddies can't break his stare. Finally tearing himself away, he tells his pals he has to leave, he has to get away from her.</w:t>
+        <w:t>Will she cut loose from Beatty?  Or will he drop her?</w:t>
         <w:br/>
-        <w:t>He's hot for her, he tells them, and ''Hot has always gotten me into trouble!''</w:t>
+        <w:t>They're set to team in another movie, a comedy called Blessing in Disguise. And to Asher, it looks like more than a Hollywood fling.</w:t>
         <w:br/>
-        <w:t xml:space="preserve"> Contributing: David Patrick Stearns, Karen Thomas</w:t>
+        <w:t>At Citrus, ''They didn't talk to each other, not because it was hostile,'' Asher recalls. ''They seemed comfortable. Like they didn't have to talk.''</w:t>
+        <w:br/>
+        <w:t>Contributing: Eric Allen, Pat Hilton</w:t>
         <w:br/>
         <w:br/>
         <w:t>Graphic</w:t>
@@ -133,11 +133,7 @@
         <w:br/>
         <w:t xml:space="preserve"> </w:t>
         <w:br/>
-        <w:t>PHOTO; color, Ron Batzdorff</w:t>
-        <w:br/>
-        <w:t xml:space="preserve"> </w:t>
-        <w:br/>
-        <w:t>CUTLINE: TOO HOT TO HANDLE: Kim Basinger, as singer Vicki Anderson, and Alec Baldwin, as millionaire Charley Pearl, feuded with studio execs throughout filming of 'The Marrying Man.'</w:t>
+        <w:t>EAR GRAPHIC; color, Marcia Staimer (drawing, Warren Beatty, Madonna); GRAPHIC; color, Marcia Staimer (drawing, Warren Beatty, Madonna)</w:t>
       </w:r>
     </w:p>
     <w:sectPr>

--- a/example_articles/us_region/West/4.us_region_West_Other_publisher.docx
+++ b/example_articles/us_region/West/4.us_region_West_Other_publisher.docx
@@ -7,9 +7,7 @@
         <w:pStyle w:val="Heading1"/>
       </w:pPr>
       <w:r>
-        <w:t>Madonna &amp; Warren Beatty UNCOVERED;</w:t>
-        <w:br/>
-        <w:t>This odd couple is a familiar sight</w:t>
+        <w:t>TRAIL COLD IN SEARCH FOR 2 MISSING GIRLS</w:t>
       </w:r>
     </w:p>
     <w:p>
@@ -19,22 +17,22 @@
     </w:p>
     <w:p>
       <w:r>
-        <w:t>Date: 1990-02-20</w:t>
+        <w:t>Date: 2002-03-17</w:t>
       </w:r>
     </w:p>
     <w:p>
       <w:r>
-        <w:t>Section: LIFE; Pg. 1D; Cover Story</w:t>
+        <w:t>Section: NATIONAL,</w:t>
       </w:r>
     </w:p>
     <w:p>
       <w:r>
-        <w:t>Source file: Other publishers/Files (500) (29).DOCX</w:t>
+        <w:t>Source file: Other publishers/Files (500) (21).DOCX</w:t>
       </w:r>
     </w:p>
     <w:p>
       <w:r>
-        <w:t>Raw locations result, 'locations': ['California']</w:t>
+        <w:t>Raw locations result, 'locations': ['Oregon']</w:t>
       </w:r>
     </w:p>
     <w:p>
@@ -51,89 +49,33 @@
     </w:p>
     <w:p>
       <w:r>
-        <w:t>Blaring dance music pounds so loudly through small, funky Club Louis you can feel it in the pit of your stomach.</w:t>
+        <w:t>When 12-year-old Ashley Pond disappeared -- just vanished from the apartment complex one day in January, didn't show up at the bus stop for school -- her friend Miranda was scared, then mad. Ashley had run away, she figured. Hadn't bothered to call anybody. Left everybody worried for nothing.</w:t>
         <w:br/>
-        <w:t>Young, very hip, under-30 types cram the darkened dance floor while two men behind the bar hustle drinks so fast sweat drips down their faces.</w:t>
+        <w:t xml:space="preserve"> "That was her way of dealing with it, I guess," said Miranda's mother, Michelle Duffey, who lives a few apartments down from the Pond family. Then, when the school dance team organized a benefit to raise money for a reward for Ashley, Miranda choreographed a solo routine, as a special way of remembering her friend.</w:t>
         <w:br/>
-        <w:t>Comedian Sandra Bernhard is on the black couch that lines the back wall, sipping a drink and giggling with two pals. Nearby, A Different World's Jasmine Guy makes a face at a friend.</w:t>
+        <w:t>"Miranda started realizing that even if she did run away, she wasn't coming back any time soon," her mother said.</w:t>
         <w:br/>
-        <w:t>And there, at the edge of the dance floor, is Madonna.</w:t>
+        <w:t xml:space="preserve"> The dance benefit is scheduled for March 23 at Oregon City High School. But Miranda won't be in it.</w:t>
         <w:br/>
-        <w:t>Arms bent and back arched, she's lost in the movement and the sound. Her outfit looks like something from her Like a Prayer video - a big cross, dark camisole, lace bicycle pants, black fishnet stockings. She wears deep red lipstick. Her hair is black and cropped short.</w:t>
+        <w:t xml:space="preserve"> Last Friday morning, in a case that has so many frightening parallels that police believe they are linked, Miranda Gaddis, 13, also disappeared from the Newell Creek Village apartments. Said goodbye to her mother in the morning. Didn't show up at the bus stop.</w:t>
         <w:br/>
-        <w:t>It's a typical Friday night for the pop queen.</w:t>
+        <w:t xml:space="preserve"> Did they run away together? Did Ashley contact Miranda, tell her where she was, and persuade her to join her? Both families pray that's what happened. But as the days go by, law enforcement officials are increasingly convinced that neither girl left home willingly.</w:t>
         <w:br/>
-        <w:t>A few hours later, current beau Warren Beatty will come in and drag her out the door. That's also typical: He doesn't like to dance, but he's mad for Madonna.</w:t>
+        <w:t xml:space="preserve"> "There is a growing belief that the cases are related, and while there's a slight hope that they have run away, there is a growing belief that there was some kind of criminal activity involved," said Beth Ann Steele, spokeswoman for the FBI, which has sent in agents to help the Oregon City police.</w:t>
         <w:br/>
-        <w:t>Just what is a hot, 31-year-old multimillion-dollar musicmaker like her doing with a lukewarm 52-year-old Hollywood sex symbol like him? A scrappy, working-class kid and a low-key preppy.</w:t>
+        <w:t xml:space="preserve"> Last week, profilers from FBI headquarters in Quantico, Va., were dispatched to this aging working-class suburb southeast of Portland. Agency officials went on television advising people to be on the lookout for someone who recently sold a car, who shows signs of increasing drug or alcohol use, who appears tired from being up all night -- profiles a parent can barely stand to contemplate.</w:t>
         <w:br/>
-        <w:t>''Maybe there's more to the relationship than people can see,'' offers model Lonny Roland, 20, a Club Louis regular. ''They go to all the parties. They're everywhere.''</w:t>
+        <w:t xml:space="preserve"> Both Duffey and the Ponds say they believe neither girl ran away, but they are also sure that neither would have allowed themselves to be abducted by a stranger. "I really think someone they know did something," Duffey said. "Because [Miranda ] wouldn't have gotten in the car with someone she didn't know."</w:t>
         <w:br/>
-        <w:t>It's true: Reclusive they're not, despite the fact that Beatty, since he vaulted to fame with Splendor in the Grass in 1961 and afterward felt burned by the press, has loathed publicity. In pre-Madonna days, he'd be spotted at the occasional Spago dinner with Jack Nicholson. Or at a liberal political fund-raiser. You didn't see him often.</w:t>
+        <w:t xml:space="preserve"> The Pond family has kept a low profile since Ashley's disappearance but Ashley's mother Lori Pond appeared with Duffey on all three television networks last week pleading for the return of her daughter. "She's very loud and outgoing and she likes talking. So she would likely talk to you," Pond said.</w:t>
         <w:br/>
-        <w:t>That has changed.</w:t>
+        <w:t xml:space="preserve"> The 125-unit apartment complex is a cluster of neat gray two-story buildings with balconies, sheltered in a deep gully in a nest of forest -- a place with plenty of kids and stay-at-home moms who are on the phone with each other several times daily.</w:t>
         <w:br/>
-        <w:t>As director and lead in the upcoming, much-hyped Dick Tracy, he has been forced out of hiding by Tracy co-star Madonna. The film, which opens this summer, brought the odd couple together last May.</w:t>
+        <w:t xml:space="preserve"> Parents are uncertain what danger to watch out for. A stranger lurking in the woods near the school bus stop? Or someone everyone knows, someone who knocked on the door the morning of March 8 after Duffey kissed her daughter goodbye, warned her to lock the door, and left for work?</w:t>
         <w:br/>
-        <w:t>Beatty offered Madonna the part of sultry singer Breathless Mahoney, and the movie has been the buzz of Hollywood ever since. It's hoped that it'll be this summer's Batman.</w:t>
+        <w:t xml:space="preserve"> With that haunting possibility in mind, at least four families have moved out of Newell Creek Village in the last few days.</w:t>
         <w:br/>
-        <w:t>Their relationship started on the set, where Beatty, a relentless perfectionist, ordered take after take to get a scene just right. Madonna, no shrinking violet, took to calling him ''old man'' in front of everyone. He ate it up.</w:t>
-        <w:br/>
-        <w:t>Beatty, whose conquests make a stellar list - Julie Christie, Joan Collins, Leslie Caron, the late Natalie Wood, Diane Keaton, Isabelle Adjani, and that's only a few - has never married, although he has come close.</w:t>
-        <w:br/>
-        <w:t>In the Material Girl, Madonna-watchers say, he sees a fresh, takes-orders- from-no-one talent. Madonna, who hasn't had great cinematic success - except for the 1985 cult hit Desperately Seeking Susan - could use a big movie to establish her as an actress. She's divorced from sullen Brat Packer Sean Penn and not immune to this homme fatal's boyish charm.</w:t>
-        <w:br/>
-        <w:t>After all, Joan Collins once described him as ''sexually insatiable … three, four, five times a day every day was not unusual for him.'' Beatty needs ''to please women as well as conquer them,'' actress Susan Strasberg tells February's Fame magazine.</w:t>
-        <w:br/>
-        <w:t>On a recent Friday night, Madonna and Beatty are at Club Louis in a rundown district. The name on the outside says New Horizon. Only the plugged in can find the place.</w:t>
-        <w:br/>
-        <w:t>Madonna watches herself in the mirror. She doesn't talk to anyone - it's way too loud for that. But one of her best pals, photographer Herb Ritts, takes a break from dancing to get her a small bottle of Evian.</w:t>
-        <w:br/>
-        <w:t>Nobody bothers her. Occasionally, a young woman sidles up next to her and does the same dance step.</w:t>
-        <w:br/>
-        <w:t>More than 200 people are crammed into the club; owner Bret Whitkey says only two weeks earlier there were about 70. Word is out that Madonna is a regular.</w:t>
-        <w:br/>
-        <w:t>If Whitkey shuts down Club Louis to find another spot to ''throw a club,'' as is typical with roving L.A. nightclubs, Madonna - with or without Beatty - will probably find him. ''They follow us,'' explains Connie Gormican, who collects cash at the door.</w:t>
-        <w:br/>
-        <w:t>Seeing Beatty and Madonna out in L.A. is no big deal to veteran clubgoers. They used to frequent the more established Catch One, a predominately black-gay watering hole filled with the same loud house music. A scene from Beaches was filmed there.</w:t>
-        <w:br/>
-        <w:t>She and Beatty slipped in the back door. He watched while she took over the dance floor.</w:t>
-        <w:br/>
-        <w:t>''He seems really uptight,'' Lonny Roland says, ''but hey, what do I know?''</w:t>
-        <w:br/>
-        <w:t>Madonna won't stay home, though, and if Beatty won't go out with her, she finds other buddies - Bernhard among them - to go out with. ''I have great admiration for the fact that Madonna tries to lead a normal life,'' says Liz Rosenberg, her publicist.</w:t>
-        <w:br/>
-        <w:t>Hilary Asher, 23, a fledgling recording artist who has seen Madonna out ''a million times,'' remembers months back, she saw Madonna wearing a dress early in the evening. A little later she saw Bernhard at a different place, also in a dress. After midnight, she spotted the pair at a third club, and they had traded dresses.</w:t>
-        <w:br/>
-        <w:t>Bernhard loves clubs; Beatty prefers restaurants.</w:t>
-        <w:br/>
-        <w:t>They like the sole booth, right in the front, at Adriano's Ristorante in Bel-Air. They'll pop in before the dinner crush at trendy Citrus, a nouvelle joint on Melrose Avenue.</w:t>
-        <w:br/>
-        <w:t>''The only thing I can tell you is that they ate to fill their stomachs,'' says Asher, who saw them there on a recent Tuesday night. Madonna wore a black tapestry blazer over a black dress. She had a run in her stocking and wore a little black hat. She seemed to have no makeup on and, Asher says, ''her skin is gorgeous.''</w:t>
-        <w:br/>
-        <w:t>The waitress stopped one person from approaching them; a boy came out from the kitchen for an autograph. Madonna let him kiss her hand.</w:t>
-        <w:br/>
-        <w:t>At Louis XIV, a cavelike French restaurant for the bored Euro-trash crowd, it was much the same recently, although Madonna sat on Beatty's lap at one point. She often does that, no matter where they are. Beatty - less inclined to public displays - will sometimes wrap his arm around her.</w:t>
-        <w:br/>
-        <w:t>Most agree that he would be almost unrecognizable if he weren't traveling with her, partly because he's decidedly unflashy in his turtlenecks and sport coats; partly because he's not from the generation that populates these spots.</w:t>
-        <w:br/>
-        <w:t>Some say Madonna goes out to check out the latest dances (she launches a world tour in May), and to keep up with the Janet Jackson/Paula Abdul competition. Others think she goes to just cut loose.</w:t>
-        <w:br/>
-        <w:t>Will she cut loose from Beatty?  Or will he drop her?</w:t>
-        <w:br/>
-        <w:t>They're set to team in another movie, a comedy called Blessing in Disguise. And to Asher, it looks like more than a Hollywood fling.</w:t>
-        <w:br/>
-        <w:t>At Citrus, ''They didn't talk to each other, not because it was hostile,'' Asher recalls. ''They seemed comfortable. Like they didn't have to talk.''</w:t>
-        <w:br/>
-        <w:t>Contributing: Eric Allen, Pat Hilton</w:t>
-        <w:br/>
-        <w:br/>
-        <w:t>Graphic</w:t>
-        <w:br/>
-        <w:br/>
-        <w:t xml:space="preserve"> </w:t>
-        <w:br/>
-        <w:t>EAR GRAPHIC; color, Marcia Staimer (drawing, Warren Beatty, Madonna); GRAPHIC; color, Marcia Staimer (drawing, Warren Beatty, Madonna)</w:t>
+        <w:t xml:space="preserve"> "There's a lot of young families here, a lot of children, and a lot of people are up at that hour of the morning, getting kids off to school, going to work," said Kim Hamlin, a neighbor. "I keep thinking to myself, it had to be someone they knew. Because for a stranger to have come and violently abducted them, somebody would have had to see something. It's like they vanished into thin air."</w:t>
       </w:r>
     </w:p>
     <w:sectPr>
